--- a/Lotrinh_hoc_AI/AI_Agent/Langchain.docx
+++ b/Lotrinh_hoc_AI/AI_Agent/Langchain.docx
@@ -2,7 +2,581 @@
 <file path=word/document.xml><?xml version="1.0" encoding="utf-8"?>
 <w:document xmlns:wpc="http://schemas.microsoft.com/office/word/2010/wordprocessingCanvas" xmlns:cx="http://schemas.microsoft.com/office/drawing/2014/chartex" xmlns:cx1="http://schemas.microsoft.com/office/drawing/2015/9/8/chartex" xmlns:cx2="http://schemas.microsoft.com/office/drawing/2015/10/21/chartex" xmlns:cx3="http://schemas.microsoft.com/office/drawing/2016/5/9/chartex" xmlns:cx4="http://schemas.microsoft.com/office/drawing/2016/5/10/chartex" xmlns:cx5="http://schemas.microsoft.com/office/drawing/2016/5/11/chartex" xmlns:cx6="http://schemas.microsoft.com/office/drawing/2016/5/12/chartex" xmlns:cx7="http://schemas.microsoft.com/office/drawing/2016/5/13/chartex" xmlns:cx8="http://schemas.microsoft.com/office/drawing/2016/5/14/chartex" xmlns:mc="http://schemas.openxmlformats.org/markup-compatibility/2006" xmlns:aink="http://schemas.microsoft.com/office/drawing/2016/ink" xmlns:am3d="http://schemas.microsoft.com/office/drawing/2017/model3d" xmlns:o="urn:schemas-microsoft-com:office:office" xmlns:oel="http://schemas.microsoft.com/office/2019/extlst" xmlns:r="http://schemas.openxmlformats.org/officeDocument/2006/relationships" xmlns:m="http://schemas.openxmlformats.org/officeDocument/2006/math" xmlns:v="urn:schemas-microsoft-com:vml" xmlns:wp14="http://schemas.microsoft.com/office/word/2010/wordprocessingDrawing" xmlns:wp="http://schemas.openxmlformats.org/drawingml/2006/wordprocessingDrawing" xmlns:w10="urn:schemas-microsoft-com:office:word" xmlns:w="http://schemas.openxmlformats.org/wordprocessingml/2006/main" xmlns:w14="http://schemas.microsoft.com/office/word/2010/wordml" xmlns:w15="http://schemas.microsoft.com/office/word/2012/wordml" xmlns:w16cex="http://schemas.microsoft.com/office/word/2018/wordml/cex" xmlns:w16cid="http://schemas.microsoft.com/office/word/2016/wordml/cid" xmlns:w16="http://schemas.microsoft.com/office/word/2018/wordml" xmlns:w16du="http://schemas.microsoft.com/office/word/2023/wordml/word16du" xmlns:w16sdtdh="http://schemas.microsoft.com/office/word/2020/wordml/sdtdatahash" xmlns:w16sdtfl="http://schemas.microsoft.com/office/word/2024/wordml/sdtformatlock" xmlns:w16se="http://schemas.microsoft.com/office/word/2015/wordml/symex" xmlns:wpg="http://schemas.microsoft.com/office/word/2010/wordprocessingGroup" xmlns:wpi="http://schemas.microsoft.com/office/word/2010/wordprocessingInk" xmlns:wne="http://schemas.microsoft.com/office/word/2006/wordml" xmlns:wps="http://schemas.microsoft.com/office/word/2010/wordprocessingShape" mc:Ignorable="w14 w15 w16se w16cid w16 w16cex w16sdtdh w16sdtfl w16du wp14">
   <w:body>
-    <w:p/>
+    <w:p>
+      <w:pPr>
+        <w:rPr>
+          <w:b/>
+          <w:bCs/>
+          <w:sz w:val="32"/>
+          <w:szCs w:val="32"/>
+        </w:rPr>
+      </w:pPr>
+      <w:r>
+        <w:rPr>
+          <w:b/>
+          <w:bCs/>
+          <w:sz w:val="32"/>
+          <w:szCs w:val="32"/>
+          <w:highlight w:val="yellow"/>
+        </w:rPr>
+        <w:t>Langchain là gì ?</w:t>
+      </w:r>
+    </w:p>
+    <w:p>
+      <w:pPr>
+        <w:jc w:val="both"/>
+        <w:rPr>
+          <w:sz w:val="32"/>
+          <w:szCs w:val="32"/>
+        </w:rPr>
+      </w:pPr>
+      <w:r>
+        <w:rPr>
+          <w:sz w:val="32"/>
+          <w:szCs w:val="32"/>
+        </w:rPr>
+        <w:t xml:space="preserve">LangChain: A framework for developing applications powered by large language models (LLMs). LangChain simplifies every stage of the LLM application lifecycle: Development, Productionization, Deployment. </w:t>
+      </w:r>
+    </w:p>
+    <w:p>
+      <w:pPr>
+        <w:jc w:val="both"/>
+        <w:rPr>
+          <w:sz w:val="32"/>
+          <w:szCs w:val="32"/>
+        </w:rPr>
+      </w:pPr>
+      <w:r>
+        <w:rPr>
+          <w:sz w:val="32"/>
+          <w:szCs w:val="32"/>
+        </w:rPr>
+        <w:t>LangChain: Một framework để phát triển các ứng dụng được vận hành bởi các mô hình ngôn ngữ lớn (LLM). LangChain đơn giản hóa mọi giai đoạn trong vòng đời của ứng dụng LLM: Phát triển, Đưa vào sản phẩm thực tế, Triển khai.</w:t>
+      </w:r>
+    </w:p>
+    <w:p>
+      <w:pPr>
+        <w:jc w:val="both"/>
+        <w:rPr>
+          <w:sz w:val="32"/>
+          <w:szCs w:val="32"/>
+        </w:rPr>
+      </w:pPr>
+    </w:p>
+    <w:p>
+      <w:pPr>
+        <w:jc w:val="both"/>
+        <w:rPr>
+          <w:sz w:val="32"/>
+          <w:szCs w:val="32"/>
+        </w:rPr>
+      </w:pPr>
+      <w:r>
+        <w:rPr>
+          <w:sz w:val="32"/>
+          <w:szCs w:val="32"/>
+        </w:rPr>
+        <w:drawing>
+          <wp:inline distT="0" distB="0" distL="0" distR="0" wp14:anchorId="74720395" wp14:editId="108763B9">
+            <wp:extent cx="5943600" cy="3615690"/>
+            <wp:effectExtent l="0" t="0" r="0" b="3810"/>
+            <wp:docPr id="1052415550" name="Picture 1"/>
+            <wp:cNvGraphicFramePr>
+              <a:graphicFrameLocks xmlns:a="http://schemas.openxmlformats.org/drawingml/2006/main" noChangeAspect="1"/>
+            </wp:cNvGraphicFramePr>
+            <a:graphic xmlns:a="http://schemas.openxmlformats.org/drawingml/2006/main">
+              <a:graphicData uri="http://schemas.openxmlformats.org/drawingml/2006/picture">
+                <pic:pic xmlns:pic="http://schemas.openxmlformats.org/drawingml/2006/picture">
+                  <pic:nvPicPr>
+                    <pic:cNvPr id="1052415550" name=""/>
+                    <pic:cNvPicPr/>
+                  </pic:nvPicPr>
+                  <pic:blipFill>
+                    <a:blip r:embed="rId4"/>
+                    <a:stretch>
+                      <a:fillRect/>
+                    </a:stretch>
+                  </pic:blipFill>
+                  <pic:spPr>
+                    <a:xfrm>
+                      <a:off x="0" y="0"/>
+                      <a:ext cx="5943600" cy="3615690"/>
+                    </a:xfrm>
+                    <a:prstGeom prst="rect">
+                      <a:avLst/>
+                    </a:prstGeom>
+                  </pic:spPr>
+                </pic:pic>
+              </a:graphicData>
+            </a:graphic>
+          </wp:inline>
+        </w:drawing>
+      </w:r>
+    </w:p>
+    <w:p>
+      <w:pPr>
+        <w:jc w:val="both"/>
+        <w:rPr>
+          <w:sz w:val="32"/>
+          <w:szCs w:val="32"/>
+        </w:rPr>
+      </w:pPr>
+    </w:p>
+    <w:p>
+      <w:pPr>
+        <w:jc w:val="both"/>
+        <w:rPr>
+          <w:sz w:val="32"/>
+          <w:szCs w:val="32"/>
+        </w:rPr>
+      </w:pPr>
+      <w:r>
+        <w:rPr>
+          <w:sz w:val="32"/>
+          <w:szCs w:val="32"/>
+        </w:rPr>
+        <w:t>Slide này liệt kê 8 nhóm ứng dụng phổ biến mà LangChain hỗ trợ xây dựng. Ở giữa là "LangChain Use Cases", các mũi tên vàng tỏa ra từng use case.</w:t>
+      </w:r>
+    </w:p>
+    <w:p>
+      <w:pPr>
+        <w:jc w:val="both"/>
+        <w:rPr>
+          <w:sz w:val="32"/>
+          <w:szCs w:val="32"/>
+        </w:rPr>
+      </w:pPr>
+      <w:r>
+        <w:rPr>
+          <w:b/>
+          <w:bCs/>
+          <w:sz w:val="32"/>
+          <w:szCs w:val="32"/>
+        </w:rPr>
+        <w:lastRenderedPageBreak/>
+        <w:t>Chatbots</w:t>
+      </w:r>
+      <w:r>
+        <w:rPr>
+          <w:b/>
+          <w:bCs/>
+          <w:sz w:val="32"/>
+          <w:szCs w:val="32"/>
+        </w:rPr>
+        <w:t xml:space="preserve"> </w:t>
+      </w:r>
+      <w:r>
+        <w:rPr>
+          <w:sz w:val="32"/>
+          <w:szCs w:val="32"/>
+        </w:rPr>
+        <w:t>Trợ lý hội thoại có nhớ ngữ cảnh (memory), trả lời nhiều lượt</w:t>
+      </w:r>
+    </w:p>
+    <w:p>
+      <w:pPr>
+        <w:jc w:val="both"/>
+        <w:rPr>
+          <w:sz w:val="32"/>
+          <w:szCs w:val="32"/>
+        </w:rPr>
+      </w:pPr>
+      <w:r>
+        <w:rPr>
+          <w:b/>
+          <w:bCs/>
+          <w:sz w:val="32"/>
+          <w:szCs w:val="32"/>
+        </w:rPr>
+        <w:t>Agents</w:t>
+      </w:r>
+      <w:r>
+        <w:rPr>
+          <w:sz w:val="32"/>
+          <w:szCs w:val="32"/>
+        </w:rPr>
+        <w:t>LLM tự quyết định gọi công cụ nào (search, máy tính, API...) để giải quyết nhiệm vụ, lặp nhiều bước</w:t>
+      </w:r>
+    </w:p>
+    <w:p>
+      <w:pPr>
+        <w:jc w:val="both"/>
+        <w:rPr>
+          <w:sz w:val="32"/>
+          <w:szCs w:val="32"/>
+        </w:rPr>
+      </w:pPr>
+      <w:r>
+        <w:rPr>
+          <w:b/>
+          <w:bCs/>
+          <w:sz w:val="32"/>
+          <w:szCs w:val="32"/>
+        </w:rPr>
+        <w:t>Interacting with APIs</w:t>
+      </w:r>
+      <w:r>
+        <w:rPr>
+          <w:sz w:val="32"/>
+          <w:szCs w:val="32"/>
+        </w:rPr>
+        <w:t>Từ câu hỏi tiếng tự nhiên → sinh request gọi API → đọc kết quả trả về</w:t>
+      </w:r>
+    </w:p>
+    <w:p>
+      <w:pPr>
+        <w:jc w:val="both"/>
+        <w:rPr>
+          <w:sz w:val="32"/>
+          <w:szCs w:val="32"/>
+        </w:rPr>
+      </w:pPr>
+      <w:r>
+        <w:rPr>
+          <w:b/>
+          <w:bCs/>
+          <w:sz w:val="32"/>
+          <w:szCs w:val="32"/>
+        </w:rPr>
+        <w:t>Code Understanding</w:t>
+      </w:r>
+      <w:r>
+        <w:rPr>
+          <w:sz w:val="32"/>
+          <w:szCs w:val="32"/>
+        </w:rPr>
+        <w:t>Nạp source code vào, hỏi đáp về codebase, giải thích/refactor</w:t>
+      </w:r>
+    </w:p>
+    <w:p>
+      <w:pPr>
+        <w:jc w:val="both"/>
+        <w:rPr>
+          <w:sz w:val="32"/>
+          <w:szCs w:val="32"/>
+        </w:rPr>
+      </w:pPr>
+      <w:r>
+        <w:rPr>
+          <w:b/>
+          <w:bCs/>
+          <w:sz w:val="32"/>
+          <w:szCs w:val="32"/>
+        </w:rPr>
+        <w:t>Querying Tabular Data</w:t>
+      </w:r>
+      <w:r>
+        <w:rPr>
+          <w:b/>
+          <w:bCs/>
+          <w:sz w:val="32"/>
+          <w:szCs w:val="32"/>
+        </w:rPr>
+        <w:t xml:space="preserve"> </w:t>
+      </w:r>
+      <w:r>
+        <w:rPr>
+          <w:sz w:val="32"/>
+          <w:szCs w:val="32"/>
+        </w:rPr>
+        <w:t>Hỏi bằng tiếng tự nhiên trên dữ liệu bảng (CSV, SQL); LLM sinh câu SQL/pandas rồi trả lời</w:t>
+      </w:r>
+    </w:p>
+    <w:p>
+      <w:pPr>
+        <w:jc w:val="both"/>
+        <w:rPr>
+          <w:sz w:val="32"/>
+          <w:szCs w:val="32"/>
+        </w:rPr>
+      </w:pPr>
+      <w:r>
+        <w:rPr>
+          <w:b/>
+          <w:bCs/>
+          <w:sz w:val="32"/>
+          <w:szCs w:val="32"/>
+        </w:rPr>
+        <w:t>Evaluation</w:t>
+      </w:r>
+      <w:r>
+        <w:rPr>
+          <w:b/>
+          <w:bCs/>
+          <w:sz w:val="32"/>
+          <w:szCs w:val="32"/>
+        </w:rPr>
+        <w:t xml:space="preserve"> </w:t>
+      </w:r>
+      <w:r>
+        <w:rPr>
+          <w:sz w:val="32"/>
+          <w:szCs w:val="32"/>
+        </w:rPr>
+        <w:t>Đánh giá chất lượng đầu ra của LLM (dùng LLM làm "evaluator" chấm điểm)</w:t>
+      </w:r>
+    </w:p>
+    <w:p>
+      <w:pPr>
+        <w:jc w:val="both"/>
+        <w:rPr>
+          <w:sz w:val="32"/>
+          <w:szCs w:val="32"/>
+        </w:rPr>
+      </w:pPr>
+      <w:r>
+        <w:rPr>
+          <w:b/>
+          <w:bCs/>
+          <w:sz w:val="32"/>
+          <w:szCs w:val="32"/>
+        </w:rPr>
+        <w:t>Extraction</w:t>
+      </w:r>
+      <w:r>
+        <w:rPr>
+          <w:b/>
+          <w:bCs/>
+          <w:sz w:val="32"/>
+          <w:szCs w:val="32"/>
+        </w:rPr>
+        <w:t xml:space="preserve"> </w:t>
+      </w:r>
+      <w:r>
+        <w:rPr>
+          <w:sz w:val="32"/>
+          <w:szCs w:val="32"/>
+        </w:rPr>
+        <w:t>Trích xuất thông tin có cấu trúc (JSON, các trường dữ liệu) từ văn bản tự do</w:t>
+      </w:r>
+    </w:p>
+    <w:p>
+      <w:pPr>
+        <w:jc w:val="both"/>
+        <w:rPr>
+          <w:sz w:val="32"/>
+          <w:szCs w:val="32"/>
+        </w:rPr>
+      </w:pPr>
+      <w:r>
+        <w:rPr>
+          <w:b/>
+          <w:bCs/>
+          <w:sz w:val="32"/>
+          <w:szCs w:val="32"/>
+        </w:rPr>
+        <w:t>Q</w:t>
+      </w:r>
+      <w:r>
+        <w:rPr>
+          <w:b/>
+          <w:bCs/>
+          <w:sz w:val="32"/>
+          <w:szCs w:val="32"/>
+        </w:rPr>
+        <w:t>uestion &amp; Answering Using Documents As Context</w:t>
+      </w:r>
+      <w:r>
+        <w:rPr>
+          <w:sz w:val="32"/>
+          <w:szCs w:val="32"/>
+        </w:rPr>
+        <w:t>RAG — nạp tài liệu, tìm đoạn liên quan, đưa vào prompt làm ngữ cảnh để trả lời</w:t>
+      </w:r>
+    </w:p>
+    <w:p>
+      <w:pPr>
+        <w:jc w:val="both"/>
+        <w:rPr>
+          <w:sz w:val="32"/>
+          <w:szCs w:val="32"/>
+        </w:rPr>
+      </w:pPr>
+      <w:r>
+        <w:rPr>
+          <w:b/>
+          <w:bCs/>
+          <w:sz w:val="32"/>
+          <w:szCs w:val="32"/>
+        </w:rPr>
+        <w:t>Summarization</w:t>
+      </w:r>
+      <w:r>
+        <w:rPr>
+          <w:sz w:val="32"/>
+          <w:szCs w:val="32"/>
+        </w:rPr>
+        <w:t>Tóm tắt văn bản dài, nhiều tài liệu</w:t>
+      </w:r>
+    </w:p>
+    <w:p>
+      <w:pPr>
+        <w:jc w:val="both"/>
+        <w:rPr>
+          <w:sz w:val="32"/>
+          <w:szCs w:val="32"/>
+        </w:rPr>
+      </w:pPr>
+    </w:p>
+    <w:p>
+      <w:pPr>
+        <w:jc w:val="both"/>
+        <w:rPr>
+          <w:b/>
+          <w:bCs/>
+          <w:sz w:val="32"/>
+          <w:szCs w:val="32"/>
+        </w:rPr>
+      </w:pPr>
+      <w:r>
+        <w:rPr>
+          <w:b/>
+          <w:bCs/>
+          <w:sz w:val="32"/>
+          <w:szCs w:val="32"/>
+          <w:highlight w:val="yellow"/>
+        </w:rPr>
+        <w:t>Hai nhóm đáng chú ý nhất về mặt kỹ thuật:</w:t>
+      </w:r>
+    </w:p>
+    <w:p>
+      <w:pPr>
+        <w:jc w:val="both"/>
+        <w:rPr>
+          <w:b/>
+          <w:bCs/>
+          <w:sz w:val="32"/>
+          <w:szCs w:val="32"/>
+        </w:rPr>
+      </w:pPr>
+      <w:r>
+        <w:rPr>
+          <w:sz w:val="32"/>
+          <w:szCs w:val="32"/>
+        </w:rPr>
+        <w:t>Q&amp;A with documents (RAG) là use case nền tảng nhất — nó kết hợp gần như mọi thành phần của LangChain: document loader → text splitter → embedding → vector store → retri</w:t>
+      </w:r>
+      <w:r>
+        <w:rPr>
+          <w:sz w:val="32"/>
+          <w:szCs w:val="32"/>
+        </w:rPr>
+        <w:t>er</w:t>
+      </w:r>
+      <w:r>
+        <w:rPr>
+          <w:sz w:val="32"/>
+          <w:szCs w:val="32"/>
+        </w:rPr>
+        <w:t>ev</w:t>
+      </w:r>
+      <w:r>
+        <w:rPr>
+          <w:sz w:val="32"/>
+          <w:szCs w:val="32"/>
+        </w:rPr>
+        <w:t xml:space="preserve"> </w:t>
+      </w:r>
+      <w:r>
+        <w:rPr>
+          <w:sz w:val="32"/>
+          <w:szCs w:val="32"/>
+        </w:rPr>
+        <w:t>(người săn mồi)</w:t>
+      </w:r>
+      <w:r>
+        <w:rPr>
+          <w:sz w:val="32"/>
+          <w:szCs w:val="32"/>
+        </w:rPr>
+        <w:t xml:space="preserve"> → prompt → LLM</w:t>
+      </w:r>
+      <w:r>
+        <w:rPr>
+          <w:b/>
+          <w:bCs/>
+          <w:sz w:val="32"/>
+          <w:szCs w:val="32"/>
+        </w:rPr>
+        <w:t>.</w:t>
+      </w:r>
+    </w:p>
+    <w:p>
+      <w:pPr>
+        <w:jc w:val="both"/>
+        <w:rPr>
+          <w:b/>
+          <w:bCs/>
+          <w:sz w:val="32"/>
+          <w:szCs w:val="32"/>
+        </w:rPr>
+      </w:pPr>
+    </w:p>
+    <w:p>
+      <w:pPr>
+        <w:jc w:val="both"/>
+        <w:rPr>
+          <w:sz w:val="32"/>
+          <w:szCs w:val="32"/>
+        </w:rPr>
+      </w:pPr>
+      <w:r>
+        <w:rPr>
+          <w:sz w:val="32"/>
+          <w:szCs w:val="32"/>
+        </w:rPr>
+        <w:t>Agents là mức trừu tượng cao hơn: thay vì chuỗi bước cố định, LLM tự lập kế hoạch và chọn tool. Chatbots, API interaction, tabular query đều có thể coi là agent với bộ tool khác nhau.</w:t>
+      </w:r>
+    </w:p>
+    <w:p>
+      <w:pPr>
+        <w:jc w:val="both"/>
+        <w:rPr>
+          <w:sz w:val="32"/>
+          <w:szCs w:val="32"/>
+        </w:rPr>
+      </w:pPr>
+    </w:p>
+    <w:p>
+      <w:pPr>
+        <w:jc w:val="both"/>
+        <w:rPr>
+          <w:sz w:val="32"/>
+          <w:szCs w:val="32"/>
+        </w:rPr>
+      </w:pPr>
+      <w:r>
+        <w:rPr>
+          <w:sz w:val="32"/>
+          <w:szCs w:val="32"/>
+          <w:highlight w:val="yellow"/>
+        </w:rPr>
+        <w:t>Một số khái niệm cần hiểu:</w:t>
+      </w:r>
+      <w:r>
+        <w:rPr>
+          <w:sz w:val="32"/>
+          <w:szCs w:val="32"/>
+        </w:rPr>
+        <w:t xml:space="preserve"> </w:t>
+      </w:r>
+    </w:p>
+    <w:p>
+      <w:pPr>
+        <w:jc w:val="both"/>
+        <w:rPr>
+          <w:sz w:val="32"/>
+          <w:szCs w:val="32"/>
+        </w:rPr>
+      </w:pPr>
+      <w:r>
+        <w:rPr>
+          <w:sz w:val="32"/>
+          <w:szCs w:val="32"/>
+        </w:rPr>
+        <w:t>RAG(Tài liệu tham khảo RAG)</w:t>
+      </w:r>
+    </w:p>
     <w:sectPr>
       <w:pgSz w:w="12240" w:h="15840"/>
       <w:pgMar w:top="1440" w:right="1440" w:bottom="1440" w:left="1440" w:header="720" w:footer="720" w:gutter="0"/>
@@ -616,7 +1190,6 @@
   <w:style w:type="character" w:default="1" w:styleId="DefaultParagraphFont">
     <w:name w:val="Default Paragraph Font"/>
     <w:uiPriority w:val="1"/>
-    <w:semiHidden/>
     <w:unhideWhenUsed/>
   </w:style>
   <w:style w:type="table" w:default="1" w:styleId="TableNormal">
